--- a/backend/data_agent/tenant_packs/233/dbh/PE.docx
+++ b/backend/data_agent/tenant_packs/233/dbh/PE.docx
@@ -7,35 +7,52 @@
         <w:pStyle w:val="20"/>
         <w:framePr w:w="0" w:hSpace="0" w:vSpace="0" w:wrap="auto" w:vAnchor="margin" w:hAnchor="text" w:xAlign="left" w:yAlign="inline"/>
       </w:pPr>
-      <w:r>
-        <w:t>Preparation of Articles for IEEE T</w:t>
-      </w:r>
-      <w:r>
-        <w:rPr>
-          <w:sz w:val="40"/>
-          <w:szCs w:val="40"/>
-        </w:rPr>
-        <w:t>RANSACTIONS</w:t>
-      </w:r>
-      <w:r>
-        <w:t xml:space="preserve"> and J</w:t>
-      </w:r>
-      <w:r>
-        <w:rPr>
-          <w:sz w:val="40"/>
-          <w:szCs w:val="40"/>
-        </w:rPr>
-        <w:t>OURNALS</w:t>
-      </w:r>
-      <w:r>
-        <w:rPr>
-          <w:i/>
-        </w:rPr>
-        <w:t xml:space="preserve"> </w:t>
-      </w:r>
-      <w:r>
-        <w:t>(2022)</w:t>
-      </w:r>
+      <w:del w:id="4" w:author="Seshat AI" w:date="2026-09-23T12:17:01Z">
+        <w:r>
+          <w:delText>Preparation of Articles for IEEE T</w:delText>
+        </w:r>
+      </w:del>
+      <w:del w:id="5" w:author="Seshat AI" w:date="2026-09-23T12:17:01Z">
+        <w:r>
+          <w:rPr>
+            <w:sz w:val="40"/>
+            <w:szCs w:val="40"/>
+          </w:rPr>
+          <w:delText>RANSACTIONS</w:delText>
+        </w:r>
+      </w:del>
+      <w:del w:id="6" w:author="Seshat AI" w:date="2026-09-23T12:17:01Z">
+        <w:r>
+          <w:delText xml:space="preserve"> and J</w:delText>
+        </w:r>
+      </w:del>
+      <w:del w:id="7" w:author="Seshat AI" w:date="2026-09-23T12:17:01Z">
+        <w:r>
+          <w:rPr>
+            <w:sz w:val="40"/>
+            <w:szCs w:val="40"/>
+          </w:rPr>
+          <w:delText>OURNALS</w:delText>
+        </w:r>
+      </w:del>
+      <w:del w:id="8" w:author="Seshat AI" w:date="2026-09-23T12:17:01Z">
+        <w:r>
+          <w:rPr>
+            <w:i/>
+          </w:rPr>
+          <w:delText xml:space="preserve"> </w:delText>
+        </w:r>
+      </w:del>
+      <w:del w:id="9" w:author="Seshat AI" w:date="2026-09-23T12:17:01Z">
+        <w:r>
+          <w:delText>(2022)</w:delText>
+        </w:r>
+      </w:del>
+      <w:ins w:id="10" w:author="Seshat AI" w:date="2026-09-23T12:17:01Z">
+        <w:r>
+          <w:t xml:space="preserve">xxxxxxxxxxxxxxxx</w:t>
+        </w:r>
+      </w:ins>
     </w:p>
     <w:p>
       <w:pPr>

--- a/backend/data_agent/tenant_packs/233/dbh/PE.docx
+++ b/backend/data_agent/tenant_packs/233/dbh/PE.docx
@@ -93,13 +93,33 @@
       </w:pPr>
       <w:bookmarkStart w:id="0" w:name="_heading=h.gjdgxs" w:colFirst="0" w:colLast="0"/>
       <w:bookmarkEnd w:id="0"/>
+      <w:del w:id="11" w:author="Seshat AI" w:date="2026-09-25T09:06:57Z">
+        <w:r>
+          <w:rPr>
+            <w:color w:val="000000"/>
+            <w:sz w:val="22"/>
+            <w:szCs w:val="22"/>
+          </w:rPr>
+          <w:delText xml:space="preserve">First A. Author</w:delText>
+        </w:r>
+      </w:del>
+      <w:ins w:id="12" w:author="Seshat AI" w:date="2026-09-25T09:06:57Z">
+        <w:r>
+          <w:rPr>
+            <w:color w:val="000000"/>
+            <w:sz w:val="22"/>
+            <w:szCs w:val="22"/>
+          </w:rPr>
+          <w:t xml:space="preserve">Bohui Dong</w:t>
+        </w:r>
+      </w:ins>
       <w:r>
         <w:rPr>
           <w:color w:val="000000"/>
           <w:sz w:val="22"/>
           <w:szCs w:val="22"/>
         </w:rPr>
-        <w:t xml:space="preserve">First A. Author, </w:t>
+        <w:t xml:space="preserve">, </w:t>
       </w:r>
       <w:r>
         <w:rPr>
